--- a/adam-steinberger-resume-freelance.docx
+++ b/adam-steinberger-resume-freelance.docx
@@ -94,7 +94,7 @@
         <w:rPr>
           <w:b/>
         </w:rPr>
-        <w:t>Taking fixed-scope and contract engagements now. Based in Greenville, SC; working US-remote.</w:t>
+        <w:t>Taking fixed-scope and contract engagements now. US-remote.</w:t>
       </w:r>
     </w:p>
     <w:p>
@@ -115,7 +115,7 @@
     </w:p>
     <w:p>
       <w:r>
-        <w:t>I've spent 13 years building production software for insurance, lending, healthcare and security teams, and I now offer that work as fixed-scope engagements. I've delivered two RAG chatbots in 30 days each, reviewed a 59,000-line codebase in 10 hours, and architected an AI gateway that three product teams adopted. Each engagement starts with a written intake and an acceptance checklist, and ends with documentation your team can run without me.</w:t>
+        <w:t>For 14 years I've built production software for insurance, lending, healthcare and security teams. Now I sell that work as fixed-scope engagements. I've delivered two RAG chatbots in 30 days each, reviewed a 59,000-line codebase in 10 hours, and architected an AI gateway that three product teams adopted. Each engagement starts with a written intake and an acceptance checklist, and ends with documentation your team can run without me.</w:t>
       </w:r>
     </w:p>
     <w:p>
@@ -325,7 +325,7 @@
           <w:color w:val="59626D"/>
         </w:rPr>
         <w:tab/>
-        <w:t>Mar 2025 – 2026</w:t>
+        <w:t>Mar 2025 – Aug 2025</w:t>
       </w:r>
     </w:p>
     <w:p>
@@ -383,6 +383,95 @@
       </w:r>
       <w:r>
         <w:t xml:space="preserve"> for a non-profit: timezone-aware scheduling and personalization; 159 of 159 tests passing at 86% coverage, delivered in 5 billable hours against a 30-hour estimate.</w:t>
+      </w:r>
+    </w:p>
+    <w:p>
+      <w:pPr>
+        <w:keepNext/>
+        <w:tabs>
+          <w:tab w:pos="10512" w:val="right"/>
+        </w:tabs>
+        <w:spacing w:before="100" w:after="0"/>
+      </w:pPr>
+      <w:r>
+        <w:rPr>
+          <w:b/>
+          <w:sz w:val="21"/>
+        </w:rPr>
+        <w:t>The Vibey Project (open source)</w:t>
+      </w:r>
+      <w:r>
+        <w:rPr>
+          <w:color w:val="59626D"/>
+        </w:rPr>
+        <w:t xml:space="preserve">  ·  Greenville, SC</w:t>
+      </w:r>
+      <w:r>
+        <w:rPr>
+          <w:color w:val="59626D"/>
+        </w:rPr>
+        <w:tab/>
+        <w:t>Aug 2026 – Present</w:t>
+      </w:r>
+    </w:p>
+    <w:p>
+      <w:pPr>
+        <w:keepNext/>
+        <w:spacing w:after="20"/>
+      </w:pPr>
+      <w:r>
+        <w:rPr>
+          <w:i/>
+        </w:rPr>
+        <w:t>Creator and maintainer</w:t>
+      </w:r>
+    </w:p>
+    <w:p>
+      <w:pPr>
+        <w:pStyle w:val="ListBullet"/>
+        <w:spacing w:after="30"/>
+      </w:pPr>
+      <w:r>
+        <w:rPr>
+          <w:b/>
+        </w:rPr>
+        <w:t>vibey</w:t>
+      </w:r>
+      <w:r>
+        <w:t xml:space="preserve"> </w:t>
+      </w:r>
+      <w:r>
+        <w:rPr>
+          <w:color w:val="59626D"/>
+        </w:rPr>
+        <w:t>(MIT; on PyPI as vibey-engine)</w:t>
+      </w:r>
+      <w:r>
+        <w:t>. A conductor that carries a change from a spec interview through design, build and review, handing work between Claude Code, OpenAI Codex, Cursor Agent, Google Antigravity and local open-weight models, and asking a person only for the decisions that are theirs to make. AI coding agents build it, and they answer to its own CI gates.</w:t>
+      </w:r>
+    </w:p>
+    <w:p>
+      <w:pPr>
+        <w:pStyle w:val="ListBullet"/>
+        <w:spacing w:after="30"/>
+      </w:pPr>
+      <w:r>
+        <w:rPr>
+          <w:b/>
+        </w:rPr>
+        <w:t>Nothing is lost when an agent dies.</w:t>
+      </w:r>
+      <w:r>
+        <w:t xml:space="preserve"> Every decision, finding and handoff is a row in an append-only PostgreSQL ledger. Workers claim jobs under SKIP LOCKED leases, and a handoff to another vendor must pass a model-free no-loss check or it retries, escalates or waits for a person. A chaos test runs 500 jobs on 8 workers, crashes a fifth of them mid-job, and passes only if </w:t>
+      </w:r>
+      <w:r>
+        <w:rPr>
+          <w:b/>
+        </w:rPr>
+        <w:t>no job is lost or run twice</w:t>
+      </w:r>
+      <w:r>
+        <w:t>.</w:t>
       </w:r>
     </w:p>
     <w:p>
@@ -544,95 +633,6 @@
       </w:r>
       <w:r>
         <w:t>. Led a cross-tenant production migration onto OIDC and least-privilege RBAC.</w:t>
-      </w:r>
-    </w:p>
-    <w:p>
-      <w:pPr>
-        <w:keepNext/>
-        <w:tabs>
-          <w:tab w:pos="10512" w:val="right"/>
-        </w:tabs>
-        <w:spacing w:before="100" w:after="0"/>
-      </w:pPr>
-      <w:r>
-        <w:rPr>
-          <w:b/>
-          <w:sz w:val="21"/>
-        </w:rPr>
-        <w:t>The Vibey Project (open source)</w:t>
-      </w:r>
-      <w:r>
-        <w:rPr>
-          <w:color w:val="59626D"/>
-        </w:rPr>
-        <w:t xml:space="preserve">  ·  Greenville, SC</w:t>
-      </w:r>
-      <w:r>
-        <w:rPr>
-          <w:color w:val="59626D"/>
-        </w:rPr>
-        <w:tab/>
-        <w:t>Aug 2026 – Present</w:t>
-      </w:r>
-    </w:p>
-    <w:p>
-      <w:pPr>
-        <w:keepNext/>
-        <w:spacing w:after="20"/>
-      </w:pPr>
-      <w:r>
-        <w:rPr>
-          <w:i/>
-        </w:rPr>
-        <w:t>Creator and maintainer</w:t>
-      </w:r>
-    </w:p>
-    <w:p>
-      <w:pPr>
-        <w:pStyle w:val="ListBullet"/>
-        <w:spacing w:after="30"/>
-      </w:pPr>
-      <w:r>
-        <w:rPr>
-          <w:b/>
-        </w:rPr>
-        <w:t>vibey</w:t>
-      </w:r>
-      <w:r>
-        <w:t xml:space="preserve"> </w:t>
-      </w:r>
-      <w:r>
-        <w:rPr>
-          <w:color w:val="59626D"/>
-        </w:rPr>
-        <w:t>(MIT; on PyPI as vibey-engine)</w:t>
-      </w:r>
-      <w:r>
-        <w:t>. A conductor that carries a change from a spec interview through design, build and review, handing work between Claude Code, OpenAI Codex, Cursor Agent, Google Antigravity and local open-weight models, and asking a person only for the decisions that are theirs to make. Built with AI coding agents working inside its own CI gates.</w:t>
-      </w:r>
-    </w:p>
-    <w:p>
-      <w:pPr>
-        <w:pStyle w:val="ListBullet"/>
-        <w:spacing w:after="30"/>
-      </w:pPr>
-      <w:r>
-        <w:rPr>
-          <w:b/>
-        </w:rPr>
-        <w:t>Nothing is lost when an agent dies.</w:t>
-      </w:r>
-      <w:r>
-        <w:t xml:space="preserve"> Every decision, finding and handoff is a row in an append-only PostgreSQL ledger. Workers claim jobs under SKIP LOCKED leases, and a handoff to another vendor must pass a model-free no-loss check or it retries, escalates or waits for a person. A chaos test runs 500 jobs on 8 workers, crashes a fifth of them mid-job, and passes only if </w:t>
-      </w:r>
-      <w:r>
-        <w:rPr>
-          <w:b/>
-        </w:rPr>
-        <w:t>no job is lost or run twice</w:t>
-      </w:r>
-      <w:r>
-        <w:t>.</w:t>
       </w:r>
     </w:p>
     <w:p>
@@ -1051,7 +1051,7 @@
         </w:r>
       </w:hyperlink>
       <w:r>
-        <w:t>. Conductor for AI coding agents, five engine runners, the vibey-gh release tool and vibey-bootstrap. MIT; pip install vibey-engine. Contributors welcome.</w:t>
+        <w:t>. Conductor for AI coding agents, five engine runners, the vibey-gh release tool, vibey-bootstrap and krypton apps for desktop, mobile, web and VS Code. MIT; pip install vibey-engine. Contributors welcome.</w:t>
       </w:r>
     </w:p>
     <w:p>
@@ -1067,7 +1067,7 @@
         </w:r>
       </w:hyperlink>
       <w:r>
-        <w:t>. A 140-plugin Claude Code skills marketplace, shipped inside vibey.</w:t>
+        <w:t>. A 149-plugin Claude Code skills marketplace, shipped inside vibey.</w:t>
       </w:r>
     </w:p>
     <w:p>
